--- a/t35_s4.docx
+++ b/t35_s4.docx
@@ -3,2348 +3,998 @@
 <w:document xmlns:wpc="http://schemas.microsoft.com/office/word/2010/wordprocessingCanvas" xmlns:mo="http://schemas.microsoft.com/office/mac/office/2008/main" xmlns:mc="http://schemas.openxmlformats.org/markup-compatibility/2006" xmlns:mv="urn:schemas-microsoft-com:mac:vml" xmlns:o="urn:schemas-microsoft-com:office:office" xmlns:r="http://schemas.openxmlformats.org/officeDocument/2006/relationships" xmlns:m="http://schemas.openxmlformats.org/officeDocument/2006/math" xmlns:v="urn:schemas-microsoft-com:vml" xmlns:wp14="http://schemas.microsoft.com/office/word/2010/wordprocessingDrawing" xmlns:wp="http://schemas.openxmlformats.org/drawingml/2006/wordprocessingDrawing" xmlns:w10="urn:schemas-microsoft-com:office:word" xmlns:w="http://schemas.openxmlformats.org/wordprocessingml/2006/main" xmlns:w14="http://schemas.microsoft.com/office/word/2010/wordml" xmlns:wpg="http://schemas.microsoft.com/office/word/2010/wordprocessingGroup" xmlns:wpi="http://schemas.microsoft.com/office/word/2010/wordprocessingInk" xmlns:wne="http://schemas.microsoft.com/office/word/2006/wordml" xmlns:wps="http://schemas.microsoft.com/office/word/2010/wordprocessingShape" mc:Ignorable="w14 wp14">
   <w:body>
     <w:p>
-      <w:pPr>
-        <w:spacing w:after="40" w:before="120"/>
-      </w:pPr>
       <w:r>
-        <w:rPr>
-          <w:b w:val="0"/>
-          <w:i w:val="0"/>
-          <w:sz w:val="22"/>
-        </w:rPr>
-        <w:t>Question: A client with pheochromocytoma has episodic severe headaches, palpitations, sweating, and blood pressure spikes to 200/120 mmHg. Which statement is correct?</w:t>
+        <w:t xml:space="preserve">Question: A client at 38 weeks gestation is in active labor with ruptured membranes for 18 hours. The nurse should monitor the client for:</w:t>
       </w:r>
     </w:p>
     <w:p>
-      <w:pPr>
-        <w:spacing w:after="0" w:before="0"/>
-      </w:pPr>
       <w:r>
-        <w:rPr>
-          <w:b w:val="0"/>
-          <w:i w:val="0"/>
-          <w:sz w:val="22"/>
-        </w:rPr>
-        <w:t>(a) These episodes are caused by excess catecholamine release from an adrenal tumor, and the client is monitored with vital signs during attacks</w:t>
+        <w:t xml:space="preserve">(a) Chorioamnionitis (maternal fever and uterine tenderness)</w:t>
       </w:r>
     </w:p>
     <w:p>
-      <w:pPr>
-        <w:spacing w:after="0" w:before="0"/>
-      </w:pPr>
       <w:r>
-        <w:rPr>
-          <w:b w:val="0"/>
-          <w:i w:val="0"/>
-          <w:sz w:val="22"/>
-        </w:rPr>
-        <w:t>(b) The condition is caused by low aldosterone and needs no treatment</w:t>
+        <w:t xml:space="preserve">(b) Hyperemesis</w:t>
       </w:r>
     </w:p>
     <w:p>
-      <w:pPr>
-        <w:spacing w:after="0" w:before="0"/>
-      </w:pPr>
       <w:r>
-        <w:rPr>
-          <w:b w:val="0"/>
-          <w:i w:val="0"/>
-          <w:sz w:val="22"/>
-        </w:rPr>
-        <w:t>(c) Episodes are managed by increasing caffeine intake</w:t>
+        <w:t xml:space="preserve">(c) Placenta previa</w:t>
       </w:r>
     </w:p>
     <w:p>
-      <w:pPr>
-        <w:spacing w:after="0" w:before="0"/>
-      </w:pPr>
       <w:r>
-        <w:rPr>
-          <w:b w:val="0"/>
-          <w:i w:val="0"/>
-          <w:sz w:val="22"/>
-        </w:rPr>
-        <w:t>(d) Surgery is never indicated</w:t>
+        <w:t xml:space="preserve">(d) Post-term pregnancy</w:t>
       </w:r>
     </w:p>
     <w:p>
-      <w:pPr>
-        <w:spacing w:after="0" w:before="40"/>
-      </w:pPr>
       <w:r>
-        <w:rPr>
-          <w:b/>
-          <w:i w:val="0"/>
-          <w:sz w:val="22"/>
-        </w:rPr>
-        <w:t>Answer: a</w:t>
+        <w:t xml:space="preserve">Answer: a</w:t>
       </w:r>
     </w:p>
     <w:p>
-      <w:pPr>
-        <w:spacing w:after="0" w:before="0"/>
-      </w:pPr>
       <w:r>
-        <w:rPr>
-          <w:b w:val="0"/>
-          <w:i w:val="0"/>
-          <w:sz w:val="21"/>
-        </w:rPr>
-        <w:t>Solution: Pheochromocytoma is a catecholamine-secreting adrenal tumor causing paroxysmal hypertension, headache, palpitations, and sweating; treatment is alpha-blockade followed by surgical removal. Caffeine and stress trigger episodes.</w:t>
+        <w:t xml:space="preserve">Solution: Prolonged rupture of membranes increases the risk of chorioamnionitis — fever, uterine tenderness, and fetal tachycardia require prompt evaluation and antibiotics.</w:t>
       </w:r>
     </w:p>
     <w:p>
-      <w:pPr>
-        <w:spacing w:after="0" w:before="0"/>
-      </w:pPr>
       <w:r>
-        <w:rPr>
-          <w:b w:val="0"/>
-          <w:i w:val="0"/>
-          <w:sz w:val="20"/>
-        </w:rPr>
-        <w:t>Positive Marks: 1</w:t>
+        <w:t xml:space="preserve">Positive Marks: 1</w:t>
       </w:r>
     </w:p>
     <w:p>
-      <w:pPr>
-        <w:spacing w:after="160" w:before="0"/>
-      </w:pPr>
       <w:r>
-        <w:rPr>
-          <w:b w:val="0"/>
-          <w:i w:val="0"/>
-          <w:sz w:val="20"/>
-        </w:rPr>
-        <w:t>Negative Marks: 0.25</w:t>
+        <w:t xml:space="preserve">Negative Marks: 0.25</w:t>
       </w:r>
     </w:p>
     <w:p>
-      <w:pPr>
-        <w:spacing w:after="40" w:before="120"/>
-      </w:pPr>
       <w:r>
-        <w:rPr>
-          <w:b w:val="0"/>
-          <w:i w:val="0"/>
-          <w:sz w:val="22"/>
-        </w:rPr>
-        <w:t>Question: A client with primary hyperparathyroidism has bone pain, recurrent kidney stones, and serum calcium of 12.5 mg/dL. Which intervention is appropriate?</w:t>
+        <w:t xml:space="preserve"/>
       </w:r>
     </w:p>
     <w:p>
-      <w:pPr>
-        <w:spacing w:after="0" w:before="0"/>
-      </w:pPr>
       <w:r>
-        <w:rPr>
-          <w:b w:val="0"/>
-          <w:i w:val="0"/>
-          <w:sz w:val="22"/>
-        </w:rPr>
-        <w:t>(a) Encourage hydration and monitor for hypercalcemia-related confusion and dysrhythmias</w:t>
+        <w:t xml:space="preserve">Question: A postpartum client reports a sudden gush of bright red blood 10 days after delivery. The nurse should suspect:</w:t>
       </w:r>
     </w:p>
     <w:p>
-      <w:pPr>
-        <w:spacing w:after="0" w:before="0"/>
-      </w:pPr>
       <w:r>
-        <w:rPr>
-          <w:b w:val="0"/>
-          <w:i w:val="0"/>
-          <w:sz w:val="22"/>
-        </w:rPr>
-        <w:t>(b) Restrict all fluids</w:t>
+        <w:t xml:space="preserve">(a) Late postpartum hemorrhage (possibly retained products)</w:t>
       </w:r>
     </w:p>
     <w:p>
-      <w:pPr>
-        <w:spacing w:after="0" w:before="0"/>
-      </w:pPr>
       <w:r>
-        <w:rPr>
-          <w:b w:val="0"/>
-          <w:i w:val="0"/>
-          <w:sz w:val="22"/>
-        </w:rPr>
-        <w:t>(c) Encourage a high-calcium diet</w:t>
+        <w:t xml:space="preserve">(b) Normal lochia rubra</w:t>
       </w:r>
     </w:p>
     <w:p>
-      <w:pPr>
-        <w:spacing w:after="0" w:before="0"/>
-      </w:pPr>
       <w:r>
-        <w:rPr>
-          <w:b w:val="0"/>
-          <w:i w:val="0"/>
-          <w:sz w:val="22"/>
-        </w:rPr>
-        <w:t>(d) Administer a thiazide diuretic</w:t>
+        <w:t xml:space="preserve">(c) Mastitis</w:t>
       </w:r>
     </w:p>
     <w:p>
-      <w:pPr>
-        <w:spacing w:after="0" w:before="40"/>
-      </w:pPr>
       <w:r>
-        <w:rPr>
-          <w:b/>
-          <w:i w:val="0"/>
-          <w:sz w:val="22"/>
-        </w:rPr>
-        <w:t>Answer: a</w:t>
+        <w:t xml:space="preserve">(d) Endometritis only</w:t>
       </w:r>
     </w:p>
     <w:p>
-      <w:pPr>
-        <w:spacing w:after="0" w:before="0"/>
-      </w:pPr>
       <w:r>
-        <w:rPr>
-          <w:b w:val="0"/>
-          <w:i w:val="0"/>
-          <w:sz w:val="21"/>
-        </w:rPr>
-        <w:t>Solution: Hyperparathyroidism causes hypercalcemia; treatment includes hydration (IV saline), monitoring for confusion/arrhythmias, and avoiding thiazides and excess calcium. Definitive treatment is parathyroidectomy.</w:t>
+        <w:t xml:space="preserve">Answer: a</w:t>
       </w:r>
     </w:p>
     <w:p>
-      <w:pPr>
-        <w:spacing w:after="0" w:before="0"/>
-      </w:pPr>
       <w:r>
-        <w:rPr>
-          <w:b w:val="0"/>
-          <w:i w:val="0"/>
-          <w:sz w:val="20"/>
-        </w:rPr>
-        <w:t>Positive Marks: 1</w:t>
+        <w:t xml:space="preserve">Solution: Bleeding after the first week may indicate late postpartum hemorrhage from retained products or infection. The nurse assesses the fundus, vital signs, and notifies the physician.</w:t>
       </w:r>
     </w:p>
     <w:p>
-      <w:pPr>
-        <w:spacing w:after="160" w:before="0"/>
-      </w:pPr>
       <w:r>
-        <w:rPr>
-          <w:b w:val="0"/>
-          <w:i w:val="0"/>
-          <w:sz w:val="20"/>
-        </w:rPr>
-        <w:t>Negative Marks: 0.25</w:t>
+        <w:t xml:space="preserve">Positive Marks: 1</w:t>
       </w:r>
     </w:p>
     <w:p>
-      <w:pPr>
-        <w:spacing w:after="40" w:before="120"/>
-      </w:pPr>
       <w:r>
-        <w:rPr>
-          <w:b w:val="0"/>
-          <w:i w:val="0"/>
-          <w:sz w:val="22"/>
-        </w:rPr>
-        <w:t>Question: A client undergoes a bronchoscopy for evaluation of a lung mass. Which nursing action is correct after the procedure?</w:t>
+        <w:t xml:space="preserve">Negative Marks: 0.25</w:t>
       </w:r>
     </w:p>
     <w:p>
-      <w:pPr>
-        <w:spacing w:after="0" w:before="0"/>
-      </w:pPr>
       <w:r>
-        <w:rPr>
-          <w:b w:val="0"/>
-          <w:i w:val="0"/>
-          <w:sz w:val="22"/>
-        </w:rPr>
-        <w:t>(a) Keep the client NPO until the gag reflex returns and observe for hemoptysis or respiratory distress</w:t>
+        <w:t xml:space="preserve"/>
       </w:r>
     </w:p>
     <w:p>
-      <w:pPr>
-        <w:spacing w:after="0" w:before="0"/>
-      </w:pPr>
       <w:r>
-        <w:rPr>
-          <w:b w:val="0"/>
-          <w:i w:val="0"/>
-          <w:sz w:val="22"/>
-        </w:rPr>
-        <w:t>(b) Allow the client to eat immediately</w:t>
+        <w:t xml:space="preserve">Question: A newborn is being assessed for congenital hip dysplasia. Which finding is most characteristic?</w:t>
       </w:r>
     </w:p>
     <w:p>
-      <w:pPr>
-        <w:spacing w:after="0" w:before="0"/>
-      </w:pPr>
       <w:r>
-        <w:rPr>
-          <w:b w:val="0"/>
-          <w:i w:val="0"/>
-          <w:sz w:val="22"/>
-        </w:rPr>
-        <w:t>(c) Encourage the client to talk loudly</w:t>
+        <w:t xml:space="preserve">(a) Asymmetry of gluteal folds and limited hip abduction</w:t>
       </w:r>
     </w:p>
     <w:p>
-      <w:pPr>
-        <w:spacing w:after="0" w:before="0"/>
-      </w:pPr>
       <w:r>
-        <w:rPr>
-          <w:b w:val="0"/>
-          <w:i w:val="0"/>
-          <w:sz w:val="22"/>
-        </w:rPr>
-        <w:t>(d) Position the client flat with the head down</w:t>
+        <w:t xml:space="preserve">(b) Symmetric leg lengths</w:t>
       </w:r>
     </w:p>
     <w:p>
-      <w:pPr>
-        <w:spacing w:after="0" w:before="40"/>
-      </w:pPr>
       <w:r>
-        <w:rPr>
-          <w:b/>
-          <w:i w:val="0"/>
-          <w:sz w:val="22"/>
-        </w:rPr>
-        <w:t>Answer: a</w:t>
+        <w:t xml:space="preserve">(c) Normal hip abduction</w:t>
       </w:r>
     </w:p>
     <w:p>
-      <w:pPr>
-        <w:spacing w:after="0" w:before="0"/>
-      </w:pPr>
       <w:r>
-        <w:rPr>
-          <w:b w:val="0"/>
-          <w:i w:val="0"/>
-          <w:sz w:val="21"/>
-        </w:rPr>
-        <w:t>Solution: After bronchoscopy, the client remains NPO until the gag/cough reflex returns (local anesthetic), and is observed for bleeding (hemoptysis), laryngospasm, and respiratory distress. Talking is minimized initially.</w:t>
+        <w:t xml:space="preserve">(d) Equal skin folds</w:t>
       </w:r>
     </w:p>
     <w:p>
-      <w:pPr>
-        <w:spacing w:after="0" w:before="0"/>
-      </w:pPr>
       <w:r>
-        <w:rPr>
-          <w:b w:val="0"/>
-          <w:i w:val="0"/>
-          <w:sz w:val="20"/>
-        </w:rPr>
-        <w:t>Positive Marks: 1</w:t>
+        <w:t xml:space="preserve">Answer: a</w:t>
       </w:r>
     </w:p>
     <w:p>
-      <w:pPr>
-        <w:spacing w:after="160" w:before="0"/>
-      </w:pPr>
       <w:r>
-        <w:rPr>
-          <w:b w:val="0"/>
-          <w:i w:val="0"/>
-          <w:sz w:val="20"/>
-        </w:rPr>
-        <w:t>Negative Marks: 0.25</w:t>
+        <w:t xml:space="preserve">Solution: Congenital hip dysplasia causes asymmetric gluteal/thigh folds, limited abduction, and a positive Ortolani/Barlow sign. Early referral prevents long-term disability.</w:t>
       </w:r>
     </w:p>
     <w:p>
-      <w:pPr>
-        <w:spacing w:after="40" w:before="120"/>
-      </w:pPr>
       <w:r>
-        <w:rPr>
-          <w:b w:val="0"/>
-          <w:i w:val="0"/>
-          <w:sz w:val="22"/>
-        </w:rPr>
-        <w:t>Question: A client with pleurisy reports sharp chest pain that worsens with deep inspiration and coughing. Which nursing measure provides the most relief?</w:t>
+        <w:t xml:space="preserve">Positive Marks: 1</w:t>
       </w:r>
     </w:p>
     <w:p>
-      <w:pPr>
-        <w:spacing w:after="0" w:before="0"/>
-      </w:pPr>
       <w:r>
-        <w:rPr>
-          <w:b w:val="0"/>
-          <w:i w:val="0"/>
-          <w:sz w:val="22"/>
-        </w:rPr>
-        <w:t>(a) Splinting the chest and taking shallow breaths, with prescribed analgesics</w:t>
+        <w:t xml:space="preserve">Negative Marks: 0.25</w:t>
       </w:r>
     </w:p>
     <w:p>
-      <w:pPr>
-        <w:spacing w:after="0" w:before="0"/>
-      </w:pPr>
       <w:r>
-        <w:rPr>
-          <w:b w:val="0"/>
-          <w:i w:val="0"/>
-          <w:sz w:val="22"/>
-        </w:rPr>
-        <w:t>(b) Deep breathing exercises without support</w:t>
+        <w:t xml:space="preserve"/>
       </w:r>
     </w:p>
     <w:p>
-      <w:pPr>
-        <w:spacing w:after="0" w:before="0"/>
-      </w:pPr>
       <w:r>
-        <w:rPr>
-          <w:b w:val="0"/>
-          <w:i w:val="0"/>
-          <w:sz w:val="22"/>
-        </w:rPr>
-        <w:t>(c) Lying flat without moving</w:t>
+        <w:t xml:space="preserve">Question: The nurse is caring for a child with a diagnosis of acute tonsillitis. Which nursing intervention is most appropriate?</w:t>
       </w:r>
     </w:p>
     <w:p>
-      <w:pPr>
-        <w:spacing w:after="0" w:before="0"/>
-      </w:pPr>
       <w:r>
-        <w:rPr>
-          <w:b w:val="0"/>
-          <w:i w:val="0"/>
-          <w:sz w:val="22"/>
-        </w:rPr>
-        <w:t>(d) Applying a tight chest binder</w:t>
+        <w:t xml:space="preserve">(a) Offer cool, soft foods and fluids and administer analgesics</w:t>
       </w:r>
     </w:p>
     <w:p>
-      <w:pPr>
-        <w:spacing w:after="0" w:before="40"/>
-      </w:pPr>
       <w:r>
-        <w:rPr>
-          <w:b/>
-          <w:i w:val="0"/>
-          <w:sz w:val="22"/>
-        </w:rPr>
-        <w:t>Answer: a</w:t>
+        <w:t xml:space="preserve">(b) Give spicy, hard foods</w:t>
       </w:r>
     </w:p>
     <w:p>
-      <w:pPr>
-        <w:spacing w:after="0" w:before="0"/>
-      </w:pPr>
       <w:r>
-        <w:rPr>
-          <w:b w:val="0"/>
-          <w:i w:val="0"/>
-          <w:sz w:val="21"/>
-        </w:rPr>
-        <w:t>Solution: Pleuritic pain is relieved by splinting the chest (hand/pillow over the area) during cough, using prescribed analgesics/anti-inflammatories, and positioning for comfort. Tight binders and forced deep breaths worsen pain.</w:t>
+        <w:t xml:space="preserve">(c) Restrict all fluids</w:t>
       </w:r>
     </w:p>
     <w:p>
-      <w:pPr>
-        <w:spacing w:after="0" w:before="0"/>
-      </w:pPr>
       <w:r>
-        <w:rPr>
-          <w:b w:val="0"/>
-          <w:i w:val="0"/>
-          <w:sz w:val="20"/>
-        </w:rPr>
-        <w:t>Positive Marks: 1</w:t>
+        <w:t xml:space="preserve">(d) Encourage vigorous activity</w:t>
       </w:r>
     </w:p>
     <w:p>
-      <w:pPr>
-        <w:spacing w:after="160" w:before="0"/>
-      </w:pPr>
       <w:r>
-        <w:rPr>
-          <w:b w:val="0"/>
-          <w:i w:val="0"/>
-          <w:sz w:val="20"/>
-        </w:rPr>
-        <w:t>Negative Marks: 0.25</w:t>
+        <w:t xml:space="preserve">Answer: a</w:t>
       </w:r>
     </w:p>
     <w:p>
-      <w:pPr>
-        <w:spacing w:after="40" w:before="120"/>
-      </w:pPr>
       <w:r>
-        <w:rPr>
-          <w:b w:val="0"/>
-          <w:i w:val="0"/>
-          <w:sz w:val="22"/>
-        </w:rPr>
-        <w:t>Question: Which technique is correct when performing passive range-of-motion exercises for a client?</w:t>
+        <w:t xml:space="preserve">Solution: Cool, soft foods (ice cream, gelatin) and fluids soothe a sore throat; analgesics relieve pain. Hard, spicy foods worsen discomfort.</w:t>
       </w:r>
     </w:p>
     <w:p>
-      <w:pPr>
-        <w:spacing w:after="0" w:before="0"/>
-      </w:pPr>
       <w:r>
-        <w:rPr>
-          <w:b w:val="0"/>
-          <w:i w:val="0"/>
-          <w:sz w:val="22"/>
-        </w:rPr>
-        <w:t>(a) Support the joint, move smoothly to the point of resistance without pain, and move each joint through its normal range</w:t>
+        <w:t xml:space="preserve">Positive Marks: 1</w:t>
       </w:r>
     </w:p>
     <w:p>
-      <w:pPr>
-        <w:spacing w:after="0" w:before="0"/>
-      </w:pPr>
       <w:r>
-        <w:rPr>
-          <w:b w:val="0"/>
-          <w:i w:val="0"/>
-          <w:sz w:val="22"/>
-        </w:rPr>
-        <w:t>(b) Force the joint beyond resistance to maintain flexibility</w:t>
+        <w:t xml:space="preserve">Negative Marks: 0.25</w:t>
       </w:r>
     </w:p>
     <w:p>
-      <w:pPr>
-        <w:spacing w:after="0" w:before="0"/>
-      </w:pPr>
       <w:r>
-        <w:rPr>
-          <w:b w:val="0"/>
-          <w:i w:val="0"/>
-          <w:sz w:val="22"/>
-        </w:rPr>
-        <w:t>(c) Move only the shoulder and hip joints</w:t>
+        <w:t xml:space="preserve"/>
       </w:r>
     </w:p>
     <w:p>
-      <w:pPr>
-        <w:spacing w:after="0" w:before="0"/>
-      </w:pPr>
       <w:r>
-        <w:rPr>
-          <w:b w:val="0"/>
-          <w:i w:val="0"/>
-          <w:sz w:val="22"/>
-        </w:rPr>
-        <w:t>(d) Move the joints rapidly without support</w:t>
+        <w:t xml:space="preserve">Question: A child with a diagnosis of febrile seizures is being observed. Which statement by the nurse is correct?</w:t>
       </w:r>
     </w:p>
     <w:p>
-      <w:pPr>
-        <w:spacing w:after="0" w:before="40"/>
-      </w:pPr>
       <w:r>
-        <w:rPr>
-          <w:b/>
-          <w:i w:val="0"/>
-          <w:sz w:val="22"/>
-        </w:rPr>
-        <w:t>Answer: a</w:t>
+        <w:t xml:space="preserve">(a) Febrile seizures are usually benign and do not cause brain damage</w:t>
       </w:r>
     </w:p>
     <w:p>
-      <w:pPr>
-        <w:spacing w:after="0" w:before="0"/>
-      </w:pPr>
       <w:r>
-        <w:rPr>
-          <w:b w:val="0"/>
-          <w:i w:val="0"/>
-          <w:sz w:val="21"/>
-        </w:rPr>
-        <w:t>Solution: Passive ROM: support the joint, move gently and smoothly to the point of mild resistance (never forcing), and perform each motion several times daily to prevent contractures. Forcing or rapid movement causes injury.</w:t>
+        <w:t xml:space="preserve">(b) Febrile seizures always indicate epilepsy</w:t>
       </w:r>
     </w:p>
     <w:p>
-      <w:pPr>
-        <w:spacing w:after="0" w:before="0"/>
-      </w:pPr>
       <w:r>
-        <w:rPr>
-          <w:b w:val="0"/>
-          <w:i w:val="0"/>
-          <w:sz w:val="20"/>
-        </w:rPr>
-        <w:t>Positive Marks: 1</w:t>
+        <w:t xml:space="preserve">(c) The child must be admitted for a month</w:t>
       </w:r>
     </w:p>
     <w:p>
-      <w:pPr>
-        <w:spacing w:after="160" w:before="0"/>
-      </w:pPr>
       <w:r>
-        <w:rPr>
-          <w:b w:val="0"/>
-          <w:i w:val="0"/>
-          <w:sz w:val="20"/>
-        </w:rPr>
-        <w:t>Negative Marks: 0.25</w:t>
+        <w:t xml:space="preserve">(d) Febrile seizures are caused by vaccines only</w:t>
       </w:r>
     </w:p>
     <w:p>
-      <w:pPr>
-        <w:spacing w:after="40" w:before="120"/>
-      </w:pPr>
       <w:r>
-        <w:rPr>
-          <w:b w:val="0"/>
-          <w:i w:val="0"/>
-          <w:sz w:val="22"/>
-        </w:rPr>
-        <w:t>Question: A client with a peripheral IV develops redness, warmth, and tenderness along the vein. Which nursing action is correct?</w:t>
+        <w:t xml:space="preserve">Answer: a</w:t>
       </w:r>
     </w:p>
     <w:p>
-      <w:pPr>
-        <w:spacing w:after="0" w:before="0"/>
-      </w:pPr>
       <w:r>
-        <w:rPr>
-          <w:b w:val="0"/>
-          <w:i w:val="0"/>
-          <w:sz w:val="22"/>
-        </w:rPr>
-        <w:t>(a) Stop the infusion, remove the IV, restart at another site, and apply a warm compress</w:t>
+        <w:t xml:space="preserve">Solution: Simple febrile seizures are generally benign, brief, and do not cause brain damage or indicate epilepsy. The fever is treated and the cause evaluated.</w:t>
       </w:r>
     </w:p>
     <w:p>
-      <w:pPr>
-        <w:spacing w:after="0" w:before="0"/>
-      </w:pPr>
       <w:r>
-        <w:rPr>
-          <w:b w:val="0"/>
-          <w:i w:val="0"/>
-          <w:sz w:val="22"/>
-        </w:rPr>
-        <w:t>(b) Continue the infusion and monitor</w:t>
+        <w:t xml:space="preserve">Positive Marks: 1</w:t>
       </w:r>
     </w:p>
     <w:p>
-      <w:pPr>
-        <w:spacing w:after="0" w:before="0"/>
-      </w:pPr>
       <w:r>
-        <w:rPr>
-          <w:b w:val="0"/>
-          <w:i w:val="0"/>
-          <w:sz w:val="22"/>
-        </w:rPr>
-        <w:t>(c) Increase the infusion rate to flush the vein</w:t>
+        <w:t xml:space="preserve">Negative Marks: 0.25</w:t>
       </w:r>
     </w:p>
     <w:p>
-      <w:pPr>
-        <w:spacing w:after="0" w:before="0"/>
-      </w:pPr>
       <w:r>
-        <w:rPr>
-          <w:b w:val="0"/>
-          <w:i w:val="0"/>
-          <w:sz w:val="22"/>
-        </w:rPr>
-        <w:t>(d) Massage the vein vigorously</w:t>
+        <w:t xml:space="preserve"/>
       </w:r>
     </w:p>
     <w:p>
-      <w:pPr>
-        <w:spacing w:after="0" w:before="40"/>
-      </w:pPr>
       <w:r>
-        <w:rPr>
-          <w:b/>
-          <w:i w:val="0"/>
-          <w:sz w:val="22"/>
-        </w:rPr>
-        <w:t>Answer: a</w:t>
+        <w:t xml:space="preserve">Question: A 3-year-old child is admitted with a diagnosis of pneumonia. The nurse should monitor the child for:</w:t>
       </w:r>
     </w:p>
     <w:p>
-      <w:pPr>
-        <w:spacing w:after="0" w:before="0"/>
-      </w:pPr>
       <w:r>
-        <w:rPr>
-          <w:b w:val="0"/>
-          <w:i w:val="0"/>
-          <w:sz w:val="21"/>
-        </w:rPr>
-        <w:t>Solution: These signs indicate phlebitis: the infusion is stopped, the IV removed and restarted at a new site, and warmth applied for comfort. Continuing the infusion can cause thrombophlebitis and extravasation.</w:t>
+        <w:t xml:space="preserve">(a) Increased work of breathing and hypoxia</w:t>
       </w:r>
     </w:p>
     <w:p>
-      <w:pPr>
-        <w:spacing w:after="0" w:before="0"/>
-      </w:pPr>
       <w:r>
-        <w:rPr>
-          <w:b w:val="0"/>
-          <w:i w:val="0"/>
-          <w:sz w:val="20"/>
-        </w:rPr>
-        <w:t>Positive Marks: 1</w:t>
+        <w:t xml:space="preserve">(b) Improved appetite</w:t>
       </w:r>
     </w:p>
     <w:p>
-      <w:pPr>
-        <w:spacing w:after="160" w:before="0"/>
-      </w:pPr>
       <w:r>
-        <w:rPr>
-          <w:b w:val="0"/>
-          <w:i w:val="0"/>
-          <w:sz w:val="20"/>
-        </w:rPr>
-        <w:t>Negative Marks: 0.25</w:t>
+        <w:t xml:space="preserve">(c) Normal respiratory effort</w:t>
       </w:r>
     </w:p>
     <w:p>
-      <w:pPr>
-        <w:spacing w:after="40" w:before="120"/>
-      </w:pPr>
       <w:r>
-        <w:rPr>
-          <w:b w:val="0"/>
-          <w:i w:val="0"/>
-          <w:sz w:val="22"/>
-        </w:rPr>
-        <w:t>Question: Which instruction is correct for teaching a pregnant client to count fetal movements (kick counts)?</w:t>
+        <w:t xml:space="preserve">(d) Weight gain</w:t>
       </w:r>
     </w:p>
     <w:p>
-      <w:pPr>
-        <w:spacing w:after="0" w:before="0"/>
-      </w:pPr>
       <w:r>
-        <w:rPr>
-          <w:b w:val="0"/>
-          <w:i w:val="0"/>
-          <w:sz w:val="22"/>
-        </w:rPr>
-        <w:t>(a) Count movements at a consistent time daily; report fewer than 10 movements in 2 hours</w:t>
+        <w:t xml:space="preserve">Answer: a</w:t>
       </w:r>
     </w:p>
     <w:p>
-      <w:pPr>
-        <w:spacing w:after="0" w:before="0"/>
-      </w:pPr>
       <w:r>
-        <w:rPr>
-          <w:b w:val="0"/>
-          <w:i w:val="0"/>
-          <w:sz w:val="22"/>
-        </w:rPr>
-        <w:t>(b) Count movements only once a week</w:t>
+        <w:t xml:space="preserve">Solution: Children with pneumonia are monitored for retractions, nasal flaring, tachypnea, and hypoxia. Oxygen and hydration support recovery.</w:t>
       </w:r>
     </w:p>
     <w:p>
-      <w:pPr>
-        <w:spacing w:after="0" w:before="0"/>
-      </w:pPr>
       <w:r>
-        <w:rPr>
-          <w:b w:val="0"/>
-          <w:i w:val="0"/>
-          <w:sz w:val="22"/>
-        </w:rPr>
-        <w:t>(c) Report any movement count above 5 as an emergency</w:t>
+        <w:t xml:space="preserve">Positive Marks: 1</w:t>
       </w:r>
     </w:p>
     <w:p>
-      <w:pPr>
-        <w:spacing w:after="0" w:before="0"/>
-      </w:pPr>
       <w:r>
-        <w:rPr>
-          <w:b w:val="0"/>
-          <w:i w:val="0"/>
-          <w:sz w:val="22"/>
-        </w:rPr>
-        <w:t>(d) Kick counts are only needed after 40 weeks</w:t>
+        <w:t xml:space="preserve">Negative Marks: 0.25</w:t>
       </w:r>
     </w:p>
     <w:p>
-      <w:pPr>
-        <w:spacing w:after="0" w:before="40"/>
-      </w:pPr>
       <w:r>
-        <w:rPr>
-          <w:b/>
-          <w:i w:val="0"/>
-          <w:sz w:val="22"/>
-        </w:rPr>
-        <w:t>Answer: a</w:t>
+        <w:t xml:space="preserve"/>
       </w:r>
     </w:p>
     <w:p>
-      <w:pPr>
-        <w:spacing w:after="0" w:before="0"/>
-      </w:pPr>
       <w:r>
-        <w:rPr>
-          <w:b w:val="0"/>
-          <w:i w:val="0"/>
-          <w:sz w:val="21"/>
-        </w:rPr>
-        <w:t>Solution: Kick counting: the mother counts fetal movements at the same time daily (often after meals); fewer than 10 movements in 2 hours or a significant decrease warrants prompt evaluation. It is taught from about 28 weeks.</w:t>
+        <w:t xml:space="preserve">Question: A client at 32 weeks gestation is diagnosed with gestational hypertension. Which symptom requires immediate reporting?</w:t>
       </w:r>
     </w:p>
     <w:p>
-      <w:pPr>
-        <w:spacing w:after="0" w:before="0"/>
-      </w:pPr>
       <w:r>
-        <w:rPr>
-          <w:b w:val="0"/>
-          <w:i w:val="0"/>
-          <w:sz w:val="20"/>
-        </w:rPr>
-        <w:t>Positive Marks: 1</w:t>
+        <w:t xml:space="preserve">(a) Severe headache and visual changes</w:t>
       </w:r>
     </w:p>
     <w:p>
-      <w:pPr>
-        <w:spacing w:after="160" w:before="0"/>
-      </w:pPr>
       <w:r>
-        <w:rPr>
-          <w:b w:val="0"/>
-          <w:i w:val="0"/>
-          <w:sz w:val="20"/>
-        </w:rPr>
-        <w:t>Negative Marks: 0.25</w:t>
+        <w:t xml:space="preserve">(b) Mild ankle swelling</w:t>
       </w:r>
     </w:p>
     <w:p>
-      <w:pPr>
-        <w:spacing w:after="40" w:before="120"/>
-      </w:pPr>
       <w:r>
-        <w:rPr>
-          <w:b w:val="0"/>
-          <w:i w:val="0"/>
-          <w:sz w:val="22"/>
-        </w:rPr>
-        <w:t>Question: Which instruction is correct regarding infant formula feeding?</w:t>
+        <w:t xml:space="preserve">(c) Occasional heartburn</w:t>
       </w:r>
     </w:p>
     <w:p>
-      <w:pPr>
-        <w:spacing w:after="0" w:before="0"/>
-      </w:pPr>
       <w:r>
-        <w:rPr>
-          <w:b w:val="0"/>
-          <w:i w:val="0"/>
-          <w:sz w:val="22"/>
-        </w:rPr>
-        <w:t>(a) Formula is not given before 12 months when breast milk is available, and it is prepared exactly per instructions without diluting</w:t>
+        <w:t xml:space="preserve">(d) Fatigue</w:t>
       </w:r>
     </w:p>
     <w:p>
-      <w:pPr>
-        <w:spacing w:after="0" w:before="0"/>
-      </w:pPr>
       <w:r>
-        <w:rPr>
-          <w:b w:val="0"/>
-          <w:i w:val="0"/>
-          <w:sz w:val="22"/>
-        </w:rPr>
-        <w:t>(b) Formula can replace breast milk from day 1 routinely</w:t>
+        <w:t xml:space="preserve">Answer: a</w:t>
       </w:r>
     </w:p>
     <w:p>
-      <w:pPr>
-        <w:spacing w:after="0" w:before="0"/>
-      </w:pPr>
       <w:r>
-        <w:rPr>
-          <w:b w:val="0"/>
-          <w:i w:val="0"/>
-          <w:sz w:val="22"/>
-        </w:rPr>
-        <w:t>(c) Formula should be diluted with extra water to prevent obesity</w:t>
+        <w:t xml:space="preserve">Solution: Severe headache and visual changes may indicate preeclampsia with severe features or impending eclampsia — an emergency. Mild swelling, heartburn, and fatigue are common in pregnancy.</w:t>
       </w:r>
     </w:p>
     <w:p>
-      <w:pPr>
-        <w:spacing w:after="0" w:before="0"/>
-      </w:pPr>
       <w:r>
-        <w:rPr>
-          <w:b w:val="0"/>
-          <w:i w:val="0"/>
-          <w:sz w:val="22"/>
-        </w:rPr>
-        <w:t>(d) Formula is given cold directly from the refrigerator</w:t>
+        <w:t xml:space="preserve">Positive Marks: 1</w:t>
       </w:r>
     </w:p>
     <w:p>
-      <w:pPr>
-        <w:spacing w:after="0" w:before="40"/>
-      </w:pPr>
       <w:r>
-        <w:rPr>
-          <w:b/>
-          <w:i w:val="0"/>
-          <w:sz w:val="22"/>
-        </w:rPr>
-        <w:t>Answer: a</w:t>
+        <w:t xml:space="preserve">Negative Marks: 0.25</w:t>
       </w:r>
     </w:p>
     <w:p>
-      <w:pPr>
-        <w:spacing w:after="0" w:before="0"/>
-      </w:pPr>
       <w:r>
-        <w:rPr>
-          <w:b w:val="0"/>
-          <w:i w:val="0"/>
-          <w:sz w:val="21"/>
-        </w:rPr>
-        <w:t>Solution: Breast milk is the ideal exclusive feed for the first 6 months; if formula is used, it must be prepared exactly per label (proper ratio of powder to water) because over-dilution causes malnutrition and under-dilution causes dehydration/electrolyte stress.</w:t>
+        <w:t xml:space="preserve"/>
       </w:r>
     </w:p>
     <w:p>
-      <w:pPr>
-        <w:spacing w:after="0" w:before="0"/>
-      </w:pPr>
       <w:r>
-        <w:rPr>
-          <w:b w:val="0"/>
-          <w:i w:val="0"/>
-          <w:sz w:val="20"/>
-        </w:rPr>
-        <w:t>Positive Marks: 1</w:t>
+        <w:t xml:space="preserve">Question: A mother is breastfeeding her newborn who has jaundice. The nurse should advise the mother to:</w:t>
       </w:r>
     </w:p>
     <w:p>
-      <w:pPr>
-        <w:spacing w:after="160" w:before="0"/>
-      </w:pPr>
       <w:r>
-        <w:rPr>
-          <w:b w:val="0"/>
-          <w:i w:val="0"/>
-          <w:sz w:val="20"/>
-        </w:rPr>
-        <w:t>Negative Marks: 0.25</w:t>
+        <w:t xml:space="preserve">(a) Breastfeed frequently to promote bilirubin excretion</w:t>
       </w:r>
     </w:p>
     <w:p>
-      <w:pPr>
-        <w:spacing w:after="40" w:before="120"/>
-      </w:pPr>
       <w:r>
-        <w:rPr>
-          <w:b w:val="0"/>
-          <w:i w:val="0"/>
-          <w:sz w:val="22"/>
-        </w:rPr>
-        <w:t>Question: A client is preoccupied with having a serious illness despite normal examinations and reassurance, with only mild physical symptoms. This condition is best described as:</w:t>
+        <w:t xml:space="preserve">(b) Stop breastfeeding completely</w:t>
       </w:r>
     </w:p>
     <w:p>
-      <w:pPr>
-        <w:spacing w:after="0" w:before="0"/>
-      </w:pPr>
       <w:r>
-        <w:rPr>
-          <w:b w:val="0"/>
-          <w:i w:val="0"/>
-          <w:sz w:val="22"/>
-        </w:rPr>
-        <w:t>(a) Illness anxiety disorder</w:t>
+        <w:t xml:space="preserve">(c) Give only water</w:t>
       </w:r>
     </w:p>
     <w:p>
-      <w:pPr>
-        <w:spacing w:after="0" w:before="0"/>
-      </w:pPr>
       <w:r>
-        <w:rPr>
-          <w:b w:val="0"/>
-          <w:i w:val="0"/>
-          <w:sz w:val="22"/>
-        </w:rPr>
-        <w:t>(b) Conversion disorder</w:t>
+        <w:t xml:space="preserve">(d) Delay feeds for 24 hours</w:t>
       </w:r>
     </w:p>
     <w:p>
-      <w:pPr>
-        <w:spacing w:after="0" w:before="0"/>
-      </w:pPr>
       <w:r>
-        <w:rPr>
-          <w:b w:val="0"/>
-          <w:i w:val="0"/>
-          <w:sz w:val="22"/>
-        </w:rPr>
-        <w:t>(c) Malingering</w:t>
+        <w:t xml:space="preserve">Answer: a</w:t>
       </w:r>
     </w:p>
     <w:p>
-      <w:pPr>
-        <w:spacing w:after="0" w:before="0"/>
-      </w:pPr>
       <w:r>
-        <w:rPr>
-          <w:b w:val="0"/>
-          <w:i w:val="0"/>
-          <w:sz w:val="22"/>
-        </w:rPr>
-        <w:t>(d) Panic disorder</w:t>
+        <w:t xml:space="preserve">Solution: Frequent breastfeeding promotes stooling, which helps excrete bilirubin and reduces jaundice. Hydration is maintained; phototherapy is added if levels rise.</w:t>
       </w:r>
     </w:p>
     <w:p>
-      <w:pPr>
-        <w:spacing w:after="0" w:before="40"/>
-      </w:pPr>
       <w:r>
-        <w:rPr>
-          <w:b/>
-          <w:i w:val="0"/>
-          <w:sz w:val="22"/>
-        </w:rPr>
-        <w:t>Answer: a</w:t>
+        <w:t xml:space="preserve">Positive Marks: 1</w:t>
       </w:r>
     </w:p>
     <w:p>
-      <w:pPr>
-        <w:spacing w:after="0" w:before="0"/>
-      </w:pPr>
       <w:r>
-        <w:rPr>
-          <w:b w:val="0"/>
-          <w:i w:val="0"/>
-          <w:sz w:val="21"/>
-        </w:rPr>
-        <w:t>Solution: Illness anxiety disorder (hypochondriasis) is persistent worry about having a serious disease with minimal or no physical symptoms, persisting despite reassurance. Conversion has neurologic deficits; malingering has external gain.</w:t>
+        <w:t xml:space="preserve">Negative Marks: 0.25</w:t>
       </w:r>
     </w:p>
     <w:p>
-      <w:pPr>
-        <w:spacing w:after="0" w:before="0"/>
-      </w:pPr>
       <w:r>
-        <w:rPr>
-          <w:b w:val="0"/>
-          <w:i w:val="0"/>
-          <w:sz w:val="20"/>
-        </w:rPr>
-        <w:t>Positive Marks: 1</w:t>
+        <w:t xml:space="preserve"/>
       </w:r>
     </w:p>
     <w:p>
-      <w:pPr>
-        <w:spacing w:after="160" w:before="0"/>
-      </w:pPr>
       <w:r>
-        <w:rPr>
-          <w:b w:val="0"/>
-          <w:i w:val="0"/>
-          <w:sz w:val="20"/>
-        </w:rPr>
-        <w:t>Negative Marks: 0.25</w:t>
+        <w:t xml:space="preserve">Question: A newborn has an Apgar score of 4 at 1 minute. The priority nursing action is:</w:t>
       </w:r>
     </w:p>
     <w:p>
-      <w:pPr>
-        <w:spacing w:after="40" w:before="120"/>
-      </w:pPr>
       <w:r>
-        <w:rPr>
-          <w:b w:val="0"/>
-          <w:i w:val="0"/>
-          <w:sz w:val="22"/>
-        </w:rPr>
-        <w:t>Question: Which medication is used to treat extrapyramidal side effects of antipsychotic drugs?</w:t>
+        <w:t xml:space="preserve">(a) Begin resuscitation (stimulation, oxygen, and support as needed)</w:t>
       </w:r>
     </w:p>
     <w:p>
-      <w:pPr>
-        <w:spacing w:after="0" w:before="0"/>
-      </w:pPr>
       <w:r>
-        <w:rPr>
-          <w:b w:val="0"/>
-          <w:i w:val="0"/>
-          <w:sz w:val="22"/>
-        </w:rPr>
-        <w:t>(a) Benztropine</w:t>
+        <w:t xml:space="preserve">(b) Document and wait for the 5-minute score</w:t>
       </w:r>
     </w:p>
     <w:p>
-      <w:pPr>
-        <w:spacing w:after="0" w:before="0"/>
-      </w:pPr>
       <w:r>
-        <w:rPr>
-          <w:b w:val="0"/>
-          <w:i w:val="0"/>
-          <w:sz w:val="22"/>
-        </w:rPr>
-        <w:t>(b) Fluoxetine</w:t>
+        <w:t xml:space="preserve">(c) Discharge the infant</w:t>
       </w:r>
     </w:p>
     <w:p>
-      <w:pPr>
-        <w:spacing w:after="0" w:before="0"/>
-      </w:pPr>
       <w:r>
-        <w:rPr>
-          <w:b w:val="0"/>
-          <w:i w:val="0"/>
-          <w:sz w:val="22"/>
-        </w:rPr>
-        <w:t>(c) Lorazepam</w:t>
+        <w:t xml:space="preserve">(d) Feed the infant immediately</w:t>
       </w:r>
     </w:p>
     <w:p>
-      <w:pPr>
-        <w:spacing w:after="0" w:before="0"/>
-      </w:pPr>
       <w:r>
-        <w:rPr>
-          <w:b w:val="0"/>
-          <w:i w:val="0"/>
-          <w:sz w:val="22"/>
-        </w:rPr>
-        <w:t>(d) Propranolol</w:t>
+        <w:t xml:space="preserve">Answer: a</w:t>
       </w:r>
     </w:p>
     <w:p>
-      <w:pPr>
-        <w:spacing w:after="0" w:before="40"/>
-      </w:pPr>
       <w:r>
-        <w:rPr>
-          <w:b/>
-          <w:i w:val="0"/>
-          <w:sz w:val="22"/>
-        </w:rPr>
-        <w:t>Answer: a</w:t>
+        <w:t xml:space="preserve">Solution: An Apgar of 4 indicates moderate depression requiring resuscitation — drying, stimulating, positioning, oxygen, and possible positive-pressure ventilation.</w:t>
       </w:r>
     </w:p>
     <w:p>
-      <w:pPr>
-        <w:spacing w:after="0" w:before="0"/>
-      </w:pPr>
       <w:r>
-        <w:rPr>
-          <w:b w:val="0"/>
-          <w:i w:val="0"/>
-          <w:sz w:val="21"/>
-        </w:rPr>
-        <w:t>Solution: Anticholinergic agents such as benztropine or trihexyphenidyl treat EPS (dystonia, akathisia, parkinsonism). Fluoxetine is an antidepressant; lorazepam is a benzodiazepine; propranolol may help akathisia but benztropine is the classic agent.</w:t>
+        <w:t xml:space="preserve">Positive Marks: 1</w:t>
       </w:r>
     </w:p>
     <w:p>
-      <w:pPr>
-        <w:spacing w:after="0" w:before="0"/>
-      </w:pPr>
       <w:r>
-        <w:rPr>
-          <w:b w:val="0"/>
-          <w:i w:val="0"/>
-          <w:sz w:val="20"/>
-        </w:rPr>
-        <w:t>Positive Marks: 1</w:t>
+        <w:t xml:space="preserve">Negative Marks: 0.25</w:t>
       </w:r>
     </w:p>
     <w:p>
-      <w:pPr>
-        <w:spacing w:after="160" w:before="0"/>
-      </w:pPr>
       <w:r>
-        <w:rPr>
-          <w:b w:val="0"/>
-          <w:i w:val="0"/>
-          <w:sz w:val="20"/>
-        </w:rPr>
-        <w:t>Negative Marks: 0.25</w:t>
+        <w:t xml:space="preserve"/>
       </w:r>
     </w:p>
     <w:p>
-      <w:pPr>
-        <w:spacing w:after="40" w:before="120"/>
-      </w:pPr>
       <w:r>
-        <w:rPr>
-          <w:b w:val="0"/>
-          <w:i w:val="0"/>
-          <w:sz w:val="22"/>
-        </w:rPr>
-        <w:t>Question: An infant with a urinary tract infection may present with which nonspecific finding?</w:t>
+        <w:t xml:space="preserve">Question: The nurse is teaching the parents of an infant about preventing sudden infant death syndrome (SIDS). Which instruction is correct?</w:t>
       </w:r>
     </w:p>
     <w:p>
-      <w:pPr>
-        <w:spacing w:after="0" w:before="0"/>
-      </w:pPr>
       <w:r>
-        <w:rPr>
-          <w:b w:val="0"/>
-          <w:i w:val="0"/>
-          <w:sz w:val="22"/>
-        </w:rPr>
-        <w:t>(a) Fever, irritability, poor feeding, and vomiting without urinary complaints</w:t>
+        <w:t xml:space="preserve">(a) Place the infant on the back to sleep on a firm surface</w:t>
       </w:r>
     </w:p>
     <w:p>
-      <w:pPr>
-        <w:spacing w:after="0" w:before="0"/>
-      </w:pPr>
       <w:r>
-        <w:rPr>
-          <w:b w:val="0"/>
-          <w:i w:val="0"/>
-          <w:sz w:val="22"/>
-        </w:rPr>
-        <w:t>(b) Bloody diarrhea with tenesmus</w:t>
+        <w:t xml:space="preserve">(b) Place the infant on the stomach</w:t>
       </w:r>
     </w:p>
     <w:p>
-      <w:pPr>
-        <w:spacing w:after="0" w:before="0"/>
-      </w:pPr>
       <w:r>
-        <w:rPr>
-          <w:b w:val="0"/>
-          <w:i w:val="0"/>
-          <w:sz w:val="22"/>
-        </w:rPr>
-        <w:t>(c) A vesicular rash on the trunk</w:t>
+        <w:t xml:space="preserve">(c) Use loose bedding and pillows</w:t>
       </w:r>
     </w:p>
     <w:p>
-      <w:pPr>
-        <w:spacing w:after="0" w:before="0"/>
-      </w:pPr>
       <w:r>
-        <w:rPr>
-          <w:b w:val="0"/>
-          <w:i w:val="0"/>
-          <w:sz w:val="22"/>
-        </w:rPr>
-        <w:t>(d) Jaundice with pale stools</w:t>
+        <w:t xml:space="preserve">(d) Allow the infant to sleep on a sofa</w:t>
       </w:r>
     </w:p>
     <w:p>
-      <w:pPr>
-        <w:spacing w:after="0" w:before="40"/>
-      </w:pPr>
       <w:r>
-        <w:rPr>
-          <w:b/>
-          <w:i w:val="0"/>
-          <w:sz w:val="22"/>
-        </w:rPr>
-        <w:t>Answer: a</w:t>
+        <w:t xml:space="preserve">Answer: a</w:t>
       </w:r>
     </w:p>
     <w:p>
-      <w:pPr>
-        <w:spacing w:after="0" w:before="0"/>
-      </w:pPr>
       <w:r>
-        <w:rPr>
-          <w:b w:val="0"/>
-          <w:i w:val="0"/>
-          <w:sz w:val="21"/>
-        </w:rPr>
-        <w:t>Solution: Infants with UTI often present nonspecifically with fever, irritability, poor feeding, vomiting, or failure to thrive rather than dysuria. A clean-catch or catheter specimen confirms the diagnosis.</w:t>
+        <w:t xml:space="preserve">Solution: Back sleeping on a firm mattress with a bare crib reduces SIDS risk. Prone sleeping, loose bedding, and soft surfaces increase risk.</w:t>
       </w:r>
     </w:p>
     <w:p>
-      <w:pPr>
-        <w:spacing w:after="0" w:before="0"/>
-      </w:pPr>
       <w:r>
-        <w:rPr>
-          <w:b w:val="0"/>
-          <w:i w:val="0"/>
-          <w:sz w:val="20"/>
-        </w:rPr>
-        <w:t>Positive Marks: 1</w:t>
+        <w:t xml:space="preserve">Positive Marks: 1</w:t>
       </w:r>
     </w:p>
     <w:p>
-      <w:pPr>
-        <w:spacing w:after="160" w:before="0"/>
-      </w:pPr>
       <w:r>
-        <w:rPr>
-          <w:b w:val="0"/>
-          <w:i w:val="0"/>
-          <w:sz w:val="20"/>
-        </w:rPr>
-        <w:t>Negative Marks: 0.25</w:t>
+        <w:t xml:space="preserve">Negative Marks: 0.25</w:t>
       </w:r>
     </w:p>
     <w:p>
-      <w:pPr>
-        <w:spacing w:after="40" w:before="120"/>
-      </w:pPr>
       <w:r>
-        <w:rPr>
-          <w:b w:val="0"/>
-          <w:i w:val="0"/>
-          <w:sz w:val="22"/>
-        </w:rPr>
-        <w:t>Question: A child develops a fever and local swelling a few hours after immunization. Which instruction is correct?</w:t>
+        <w:t xml:space="preserve">Question: A client with a diagnosis of major depressive disorder is being started on an antidepressant. The nurse should teach the client that:</w:t>
       </w:r>
     </w:p>
     <w:p>
-      <w:pPr>
-        <w:spacing w:after="0" w:before="0"/>
-      </w:pPr>
       <w:r>
-        <w:rPr>
-          <w:b w:val="0"/>
-          <w:i w:val="0"/>
-          <w:sz w:val="22"/>
-        </w:rPr>
-        <w:t>(a) Mild fever and local reaction are common; give antipyretics as advised and seek care for high fever, seizures, or severe swelling</w:t>
+        <w:t xml:space="preserve">(a) Suicidal thoughts may briefly increase when the drug starts working</w:t>
       </w:r>
     </w:p>
     <w:p>
-      <w:pPr>
-        <w:spacing w:after="0" w:before="0"/>
-      </w:pPr>
       <w:r>
-        <w:rPr>
-          <w:b w:val="0"/>
-          <w:i w:val="0"/>
-          <w:sz w:val="22"/>
-        </w:rPr>
-        <w:t>(b) Give aspirin immediately to control the fever</w:t>
+        <w:t xml:space="preserve">(b) The drug works within hours</w:t>
       </w:r>
     </w:p>
     <w:p>
-      <w:pPr>
-        <w:spacing w:after="0" w:before="0"/>
-      </w:pPr>
       <w:r>
-        <w:rPr>
-          <w:b w:val="0"/>
-          <w:i w:val="0"/>
-          <w:sz w:val="22"/>
-        </w:rPr>
-        <w:t>(c) The reaction means the vaccine was contaminated</w:t>
+        <w:t xml:space="preserve">(c) The drug can be stopped abruptly</w:t>
       </w:r>
     </w:p>
     <w:p>
-      <w:pPr>
-        <w:spacing w:after="0" w:before="0"/>
-      </w:pPr>
       <w:r>
-        <w:rPr>
-          <w:b w:val="0"/>
-          <w:i w:val="0"/>
-          <w:sz w:val="22"/>
-        </w:rPr>
-        <w:t>(d) Immunization should never be repeated</w:t>
+        <w:t xml:space="preserve">(d) No monitoring is needed</w:t>
       </w:r>
     </w:p>
     <w:p>
-      <w:pPr>
-        <w:spacing w:after="0" w:before="40"/>
-      </w:pPr>
       <w:r>
-        <w:rPr>
-          <w:b/>
-          <w:i w:val="0"/>
-          <w:sz w:val="22"/>
-        </w:rPr>
-        <w:t>Answer: a</w:t>
+        <w:t xml:space="preserve">Answer: a</w:t>
       </w:r>
     </w:p>
     <w:p>
-      <w:pPr>
-        <w:spacing w:after="0" w:before="0"/>
-      </w:pPr>
       <w:r>
-        <w:rPr>
-          <w:b w:val="0"/>
-          <w:i w:val="0"/>
-          <w:sz w:val="21"/>
-        </w:rPr>
-        <w:t>Solution: Common vaccine reactions (mild fever, local redness/swelling) are expected and managed with antipyretics and comfort measures; serious adverse events (high fever, convulsions, collapse, severe allergy) require immediate care and reporting. Aspirin is avoided in children.</w:t>
+        <w:t xml:space="preserve">Solution: Antidepressants can transiently increase suicidal thoughts, especially in young clients, as energy returns before mood lifts. The client is monitored closely during the first weeks.</w:t>
       </w:r>
     </w:p>
     <w:p>
-      <w:pPr>
-        <w:spacing w:after="0" w:before="0"/>
-      </w:pPr>
       <w:r>
-        <w:rPr>
-          <w:b w:val="0"/>
-          <w:i w:val="0"/>
-          <w:sz w:val="20"/>
-        </w:rPr>
-        <w:t>Positive Marks: 1</w:t>
+        <w:t xml:space="preserve">Positive Marks: 1</w:t>
       </w:r>
     </w:p>
     <w:p>
-      <w:pPr>
-        <w:spacing w:after="160" w:before="0"/>
-      </w:pPr>
       <w:r>
-        <w:rPr>
-          <w:b w:val="0"/>
-          <w:i w:val="0"/>
-          <w:sz w:val="20"/>
-        </w:rPr>
-        <w:t>Negative Marks: 0.25</w:t>
+        <w:t xml:space="preserve">Negative Marks: 0.25</w:t>
       </w:r>
     </w:p>
     <w:p>
-      <w:pPr>
-        <w:spacing w:after="40" w:before="120"/>
-      </w:pPr>
       <w:r>
-        <w:rPr>
-          <w:b w:val="0"/>
-          <w:i w:val="0"/>
-          <w:sz w:val="22"/>
-        </w:rPr>
-        <w:t>Question: The Census of India is conducted at which interval?</w:t>
+        <w:t xml:space="preserve"/>
       </w:r>
     </w:p>
     <w:p>
-      <w:pPr>
-        <w:spacing w:after="0" w:before="0"/>
-      </w:pPr>
       <w:r>
-        <w:rPr>
-          <w:b w:val="0"/>
-          <w:i w:val="0"/>
-          <w:sz w:val="22"/>
-        </w:rPr>
-        <w:t>(a) Every 10 years</w:t>
+        <w:t xml:space="preserve">Question: A client with a diagnosis of generalized anxiety disorder is prescribed a benzodiazepine. The nurse should teach the client to:</w:t>
       </w:r>
     </w:p>
     <w:p>
-      <w:pPr>
-        <w:spacing w:after="0" w:before="0"/>
-      </w:pPr>
       <w:r>
-        <w:rPr>
-          <w:b w:val="0"/>
-          <w:i w:val="0"/>
-          <w:sz w:val="22"/>
-        </w:rPr>
-        <w:t>(b) Every 5 years</w:t>
+        <w:t xml:space="preserve">(a) Avoid alcohol and drive cautiously — the drug causes sedation</w:t>
       </w:r>
     </w:p>
     <w:p>
-      <w:pPr>
-        <w:spacing w:after="0" w:before="0"/>
-      </w:pPr>
       <w:r>
-        <w:rPr>
-          <w:b w:val="0"/>
-          <w:i w:val="0"/>
-          <w:sz w:val="22"/>
-        </w:rPr>
-        <w:t>(c) Every 2 years</w:t>
+        <w:t xml:space="preserve">(b) Take the drug with alcohol for faster effect</w:t>
       </w:r>
     </w:p>
     <w:p>
-      <w:pPr>
-        <w:spacing w:after="0" w:before="0"/>
-      </w:pPr>
       <w:r>
-        <w:rPr>
-          <w:b w:val="0"/>
-          <w:i w:val="0"/>
-          <w:sz w:val="22"/>
-        </w:rPr>
-        <w:t>(d) Every year</w:t>
+        <w:t xml:space="preserve">(c) Double the dose if anxious</w:t>
       </w:r>
     </w:p>
     <w:p>
-      <w:pPr>
-        <w:spacing w:after="0" w:before="40"/>
-      </w:pPr>
       <w:r>
-        <w:rPr>
-          <w:b/>
-          <w:i w:val="0"/>
-          <w:sz w:val="22"/>
-        </w:rPr>
-        <w:t>Answer: a</w:t>
+        <w:t xml:space="preserve">(d) Stop the drug abruptly</w:t>
       </w:r>
     </w:p>
     <w:p>
-      <w:pPr>
-        <w:spacing w:after="0" w:before="0"/>
-      </w:pPr>
       <w:r>
-        <w:rPr>
-          <w:b w:val="0"/>
-          <w:i w:val="0"/>
-          <w:sz w:val="21"/>
-        </w:rPr>
-        <w:t>Solution: The Census of India is conducted every 10 years (decennial), most recently in 2011 (next due 2021, delayed); it provides vital demographic data used for planning health and development programs.</w:t>
+        <w:t xml:space="preserve">Answer: a</w:t>
       </w:r>
     </w:p>
     <w:p>
-      <w:pPr>
-        <w:spacing w:after="0" w:before="0"/>
-      </w:pPr>
       <w:r>
-        <w:rPr>
-          <w:b w:val="0"/>
-          <w:i w:val="0"/>
-          <w:sz w:val="20"/>
-        </w:rPr>
-        <w:t>Positive Marks: 1</w:t>
+        <w:t xml:space="preserve">Solution: Benzodiazepines cause sedation and interact with alcohol (respiratory depression). They are taken as prescribed, tapered, not doubled, and never combined with alcohol.</w:t>
       </w:r>
     </w:p>
     <w:p>
-      <w:pPr>
-        <w:spacing w:after="160" w:before="0"/>
-      </w:pPr>
       <w:r>
-        <w:rPr>
-          <w:b w:val="0"/>
-          <w:i w:val="0"/>
-          <w:sz w:val="20"/>
-        </w:rPr>
-        <w:t>Negative Marks: 0.25</w:t>
+        <w:t xml:space="preserve">Positive Marks: 1</w:t>
       </w:r>
     </w:p>
     <w:p>
-      <w:pPr>
-        <w:spacing w:after="40" w:before="120"/>
-      </w:pPr>
       <w:r>
-        <w:rPr>
-          <w:b w:val="0"/>
-          <w:i w:val="0"/>
-          <w:sz w:val="22"/>
-        </w:rPr>
-        <w:t>Question: Life expectancy at birth is defined as:</w:t>
+        <w:t xml:space="preserve">Negative Marks: 0.25</w:t>
       </w:r>
     </w:p>
     <w:p>
-      <w:pPr>
-        <w:spacing w:after="0" w:before="0"/>
-      </w:pPr>
       <w:r>
-        <w:rPr>
-          <w:b w:val="0"/>
-          <w:i w:val="0"/>
-          <w:sz w:val="22"/>
-        </w:rPr>
-        <w:t>(a) The average number of years a newborn is expected to live under current mortality conditions</w:t>
+        <w:t xml:space="preserve"/>
       </w:r>
     </w:p>
     <w:p>
-      <w:pPr>
-        <w:spacing w:after="0" w:before="0"/>
-      </w:pPr>
       <w:r>
-        <w:rPr>
-          <w:b w:val="0"/>
-          <w:i w:val="0"/>
-          <w:sz w:val="22"/>
-        </w:rPr>
-        <w:t>(b) The maximum possible human lifespan</w:t>
+        <w:t xml:space="preserve">Question: A nurse is caring for a client with a diagnosis of delirium. Which nursing intervention is most appropriate?</w:t>
       </w:r>
     </w:p>
     <w:p>
-      <w:pPr>
-        <w:spacing w:after="0" w:before="0"/>
-      </w:pPr>
       <w:r>
-        <w:rPr>
-          <w:b w:val="0"/>
-          <w:i w:val="0"/>
-          <w:sz w:val="22"/>
-        </w:rPr>
-        <w:t>(c) The number of years lived without any illness</w:t>
+        <w:t xml:space="preserve">(a) Reorient the client frequently and maintain a calm, safe environment</w:t>
       </w:r>
     </w:p>
     <w:p>
-      <w:pPr>
-        <w:spacing w:after="0" w:before="0"/>
-      </w:pPr>
       <w:r>
-        <w:rPr>
-          <w:b w:val="0"/>
-          <w:i w:val="0"/>
-          <w:sz w:val="22"/>
-        </w:rPr>
-        <w:t>(d) The retirement age in a country</w:t>
+        <w:t xml:space="preserve">(b) Scold the client for confusion</w:t>
       </w:r>
     </w:p>
     <w:p>
-      <w:pPr>
-        <w:spacing w:after="0" w:before="40"/>
-      </w:pPr>
       <w:r>
-        <w:rPr>
-          <w:b/>
-          <w:i w:val="0"/>
-          <w:sz w:val="22"/>
-        </w:rPr>
-        <w:t>Answer: a</w:t>
+        <w:t xml:space="preserve">(c) Restrain the client immediately</w:t>
       </w:r>
     </w:p>
     <w:p>
-      <w:pPr>
-        <w:spacing w:after="0" w:before="0"/>
-      </w:pPr>
       <w:r>
-        <w:rPr>
-          <w:b w:val="0"/>
-          <w:i w:val="0"/>
-          <w:sz w:val="21"/>
-        </w:rPr>
-        <w:t>Solution: Life expectancy at birth is the average number of years a newborn would live if current age-specific mortality rates remained constant. It is a key summary indicator of population health.</w:t>
+        <w:t xml:space="preserve">(d) Leave the client alone at night</w:t>
       </w:r>
     </w:p>
     <w:p>
-      <w:pPr>
-        <w:spacing w:after="0" w:before="0"/>
-      </w:pPr>
       <w:r>
-        <w:rPr>
-          <w:b w:val="0"/>
-          <w:i w:val="0"/>
-          <w:sz w:val="20"/>
-        </w:rPr>
-        <w:t>Positive Marks: 1</w:t>
+        <w:t xml:space="preserve">Answer: a</w:t>
       </w:r>
     </w:p>
     <w:p>
-      <w:pPr>
-        <w:spacing w:after="160" w:before="0"/>
-      </w:pPr>
       <w:r>
-        <w:rPr>
-          <w:b w:val="0"/>
-          <w:i w:val="0"/>
-          <w:sz w:val="20"/>
-        </w:rPr>
-        <w:t>Negative Marks: 0.25</w:t>
+        <w:t xml:space="preserve">Solution: Delirium is managed by frequent reorientation, a calm environment, and safety precautions. Restraints and confrontation worsen confusion.</w:t>
       </w:r>
     </w:p>
     <w:p>
-      <w:pPr>
-        <w:spacing w:after="40" w:before="120"/>
-      </w:pPr>
       <w:r>
-        <w:rPr>
-          <w:b w:val="0"/>
-          <w:i w:val="0"/>
-          <w:sz w:val="22"/>
-        </w:rPr>
-        <w:t>Question: Which document is used to legally certify the cause of death in India, supporting vital statistics?</w:t>
+        <w:t xml:space="preserve">Positive Marks: 1</w:t>
       </w:r>
     </w:p>
     <w:p>
-      <w:pPr>
-        <w:spacing w:after="0" w:before="0"/>
-      </w:pPr>
       <w:r>
-        <w:rPr>
-          <w:b w:val="0"/>
-          <w:i w:val="0"/>
-          <w:sz w:val="22"/>
-        </w:rPr>
-        <w:t>(a) Medical Certification of Cause of Death (MCCD)</w:t>
+        <w:t xml:space="preserve">Negative Marks: 0.25</w:t>
       </w:r>
     </w:p>
     <w:p>
-      <w:pPr>
-        <w:spacing w:after="0" w:before="0"/>
-      </w:pPr>
       <w:r>
-        <w:rPr>
-          <w:b w:val="0"/>
-          <w:i w:val="0"/>
-          <w:sz w:val="22"/>
-        </w:rPr>
-        <w:t>(b) Discharge summary</w:t>
+        <w:t xml:space="preserve"/>
       </w:r>
     </w:p>
     <w:p>
-      <w:pPr>
-        <w:spacing w:after="0" w:before="0"/>
-      </w:pPr>
       <w:r>
-        <w:rPr>
-          <w:b w:val="0"/>
-          <w:i w:val="0"/>
-          <w:sz w:val="22"/>
-        </w:rPr>
-        <w:t>(c) Referral letter</w:t>
+        <w:t xml:space="preserve">Question: A community health nurse is planning a program to reduce diarrheal diseases in children. Which intervention is most effective?</w:t>
       </w:r>
     </w:p>
     <w:p>
-      <w:pPr>
-        <w:spacing w:after="0" w:before="0"/>
-      </w:pPr>
       <w:r>
-        <w:rPr>
-          <w:b w:val="0"/>
-          <w:i w:val="0"/>
-          <w:sz w:val="22"/>
-        </w:rPr>
-        <w:t>(d) Prescription record</w:t>
+        <w:t xml:space="preserve">(a) Health education on handwashing, safe water, and ORS use</w:t>
       </w:r>
     </w:p>
     <w:p>
-      <w:pPr>
-        <w:spacing w:after="0" w:before="40"/>
-      </w:pPr>
       <w:r>
-        <w:rPr>
-          <w:b/>
-          <w:i w:val="0"/>
-          <w:sz w:val="22"/>
-        </w:rPr>
-        <w:t>Answer: a</w:t>
+        <w:t xml:space="preserve">(b) Distributing toys only</w:t>
       </w:r>
     </w:p>
     <w:p>
-      <w:pPr>
-        <w:spacing w:after="0" w:before="0"/>
-      </w:pPr>
       <w:r>
-        <w:rPr>
-          <w:b w:val="0"/>
-          <w:i w:val="0"/>
-          <w:sz w:val="21"/>
-        </w:rPr>
-        <w:t>Solution: The MCCD form is completed by the attending physician to certify the cause of death; it is essential for mortality statistics, legal purposes, and public health surveillance. Discharge summaries and referrals serve other purposes.</w:t>
+        <w:t xml:space="preserve">(c) Screening for anemia only</w:t>
       </w:r>
     </w:p>
     <w:p>
-      <w:pPr>
-        <w:spacing w:after="0" w:before="0"/>
-      </w:pPr>
       <w:r>
-        <w:rPr>
-          <w:b w:val="0"/>
-          <w:i w:val="0"/>
-          <w:sz w:val="20"/>
-        </w:rPr>
-        <w:t>Positive Marks: 1</w:t>
+        <w:t xml:space="preserve">(d) Providing school uniforms</w:t>
       </w:r>
     </w:p>
     <w:p>
-      <w:pPr>
-        <w:spacing w:after="160" w:before="0"/>
-      </w:pPr>
       <w:r>
-        <w:rPr>
-          <w:b w:val="0"/>
-          <w:i w:val="0"/>
-          <w:sz w:val="20"/>
-        </w:rPr>
-        <w:t>Negative Marks: 0.25</w:t>
+        <w:t xml:space="preserve">Answer: a</w:t>
       </w:r>
     </w:p>
     <w:p>
-      <w:pPr>
-        <w:spacing w:after="40" w:before="120"/>
-      </w:pPr>
       <w:r>
-        <w:rPr>
-          <w:b w:val="0"/>
-          <w:i w:val="0"/>
-          <w:sz w:val="22"/>
-        </w:rPr>
-        <w:t>Question: Which statement correctly describes the role of an Auxiliary Nurse Midwife (ANM) in the community?</w:t>
+        <w:t xml:space="preserve">Solution: Handwashing, safe water, sanitation, and ORS education directly prevent and treat diarrheal disease — the most effective community intervention.</w:t>
       </w:r>
     </w:p>
     <w:p>
-      <w:pPr>
-        <w:spacing w:after="0" w:before="0"/>
-      </w:pPr>
       <w:r>
-        <w:rPr>
-          <w:b w:val="0"/>
-          <w:i w:val="0"/>
-          <w:sz w:val="22"/>
-        </w:rPr>
-        <w:t>(a) She provides basic maternal, child, and family welfare services at the subcentre and conducts home visits</w:t>
+        <w:t xml:space="preserve">Positive Marks: 1</w:t>
       </w:r>
     </w:p>
     <w:p>
-      <w:pPr>
-        <w:spacing w:after="0" w:before="0"/>
-      </w:pPr>
       <w:r>
-        <w:rPr>
-          <w:b w:val="0"/>
-          <w:i w:val="0"/>
-          <w:sz w:val="22"/>
-        </w:rPr>
-        <w:t>(b) She performs major surgeries at the district hospital</w:t>
+        <w:t xml:space="preserve">Negative Marks: 0.25</w:t>
       </w:r>
     </w:p>
     <w:p>
-      <w:pPr>
-        <w:spacing w:after="0" w:before="0"/>
-      </w:pPr>
       <w:r>
-        <w:rPr>
-          <w:b w:val="0"/>
-          <w:i w:val="0"/>
-          <w:sz w:val="22"/>
-        </w:rPr>
-        <w:t>(c) She prescribes all antibiotics without supervision</w:t>
+        <w:t xml:space="preserve"/>
       </w:r>
     </w:p>
     <w:p>
-      <w:pPr>
-        <w:spacing w:after="0" w:before="0"/>
-      </w:pPr>
       <w:r>
-        <w:rPr>
-          <w:b w:val="0"/>
-          <w:i w:val="0"/>
-          <w:sz w:val="22"/>
-        </w:rPr>
-        <w:t>(d) She works only in tertiary hospitals</w:t>
+        <w:t xml:space="preserve">Question: A nurse is calculating the incidence rate of a disease in a community. The numerator is:</w:t>
       </w:r>
     </w:p>
     <w:p>
-      <w:pPr>
-        <w:spacing w:after="0" w:before="40"/>
-      </w:pPr>
       <w:r>
-        <w:rPr>
-          <w:b/>
-          <w:i w:val="0"/>
-          <w:sz w:val="22"/>
-        </w:rPr>
-        <w:t>Answer: a</w:t>
+        <w:t xml:space="preserve">(a) New cases during a specified period</w:t>
       </w:r>
     </w:p>
     <w:p>
-      <w:pPr>
-        <w:spacing w:after="0" w:before="0"/>
-      </w:pPr>
       <w:r>
-        <w:rPr>
-          <w:b w:val="0"/>
-          <w:i w:val="0"/>
-          <w:sz w:val="21"/>
-        </w:rPr>
-        <w:t>Solution: The ANM is the key worker at the subcentre providing maternal and child health services, immunization, family planning, and basic treatment, with home visits and referrals. Higher-level care is provided by other professionals.</w:t>
+        <w:t xml:space="preserve">(b) All existing cases</w:t>
       </w:r>
     </w:p>
     <w:p>
-      <w:pPr>
-        <w:spacing w:after="0" w:before="0"/>
-      </w:pPr>
       <w:r>
-        <w:rPr>
-          <w:b w:val="0"/>
-          <w:i w:val="0"/>
-          <w:sz w:val="20"/>
-        </w:rPr>
-        <w:t>Positive Marks: 1</w:t>
+        <w:t xml:space="preserve">(c) Deaths from the disease</w:t>
       </w:r>
     </w:p>
     <w:p>
-      <w:pPr>
-        <w:spacing w:after="160" w:before="0"/>
-      </w:pPr>
       <w:r>
-        <w:rPr>
-          <w:b w:val="0"/>
-          <w:i w:val="0"/>
-          <w:sz w:val="20"/>
-        </w:rPr>
-        <w:t>Negative Marks: 0.25</w:t>
+        <w:t xml:space="preserve">(d) The total population</w:t>
       </w:r>
     </w:p>
     <w:p>
-      <w:pPr>
-        <w:spacing w:after="40" w:before="120"/>
-      </w:pPr>
       <w:r>
-        <w:rPr>
-          <w:b w:val="0"/>
-          <w:i w:val="0"/>
-          <w:sz w:val="22"/>
-        </w:rPr>
-        <w:t>Question: Which is a major benefit of telemedicine in rural and remote areas?</w:t>
+        <w:t xml:space="preserve">Answer: a</w:t>
       </w:r>
     </w:p>
     <w:p>
-      <w:pPr>
-        <w:spacing w:after="0" w:before="0"/>
-      </w:pPr>
       <w:r>
-        <w:rPr>
-          <w:b w:val="0"/>
-          <w:i w:val="0"/>
-          <w:sz w:val="22"/>
-        </w:rPr>
-        <w:t>(a) It improves access to specialist consultation for patients who cannot travel long distances</w:t>
+        <w:t xml:space="preserve">Solution: Incidence measures NEW cases during a specified period, while prevalence counts all existing cases. Attack rates during outbreaks use new cases.</w:t>
       </w:r>
     </w:p>
     <w:p>
-      <w:pPr>
-        <w:spacing w:after="0" w:before="0"/>
-      </w:pPr>
       <w:r>
-        <w:rPr>
-          <w:b w:val="0"/>
-          <w:i w:val="0"/>
-          <w:sz w:val="22"/>
-        </w:rPr>
-        <w:t>(b) It replaces the need for all local health workers</w:t>
+        <w:t xml:space="preserve">Positive Marks: 1</w:t>
       </w:r>
     </w:p>
     <w:p>
-      <w:pPr>
-        <w:spacing w:after="0" w:before="0"/>
-      </w:pPr>
       <w:r>
-        <w:rPr>
-          <w:b w:val="0"/>
-          <w:i w:val="0"/>
-          <w:sz w:val="22"/>
-        </w:rPr>
-        <w:t>(c) It eliminates the need for hospitals</w:t>
+        <w:t xml:space="preserve">Negative Marks: 0.25</w:t>
       </w:r>
     </w:p>
     <w:p>
-      <w:pPr>
-        <w:spacing w:after="0" w:before="0"/>
-      </w:pPr>
       <w:r>
-        <w:rPr>
-          <w:b w:val="0"/>
-          <w:i w:val="0"/>
-          <w:sz w:val="22"/>
-        </w:rPr>
-        <w:t>(d) It functions only in cities with high-speed internet</w:t>
+        <w:t xml:space="preserve"/>
       </w:r>
     </w:p>
     <w:p>
-      <w:pPr>
-        <w:spacing w:after="0" w:before="40"/>
-      </w:pPr>
       <w:r>
-        <w:rPr>
-          <w:b/>
-          <w:i w:val="0"/>
-          <w:sz w:val="22"/>
-        </w:rPr>
-        <w:t>Answer: a</w:t>
+        <w:t xml:space="preserve">Question: A client is prescribed 125 mg of a medication. The available syrup is 250 mg/5 mL. How many mL should the nurse administer?</w:t>
       </w:r>
     </w:p>
     <w:p>
-      <w:pPr>
-        <w:spacing w:after="0" w:before="0"/>
-      </w:pPr>
       <w:r>
-        <w:rPr>
-          <w:b w:val="0"/>
-          <w:i w:val="0"/>
-          <w:sz w:val="21"/>
-        </w:rPr>
-        <w:t>Solution: Telemedicine connects remote patients with specialists, improving access to care and reducing travel; it complements—not replaces—local health workers and hospitals. It is increasingly supported by policy in India.</w:t>
+        <w:t xml:space="preserve">(a) 2.5 mL</w:t>
       </w:r>
     </w:p>
     <w:p>
-      <w:pPr>
-        <w:spacing w:after="0" w:before="0"/>
-      </w:pPr>
       <w:r>
-        <w:rPr>
-          <w:b w:val="0"/>
-          <w:i w:val="0"/>
-          <w:sz w:val="20"/>
-        </w:rPr>
-        <w:t>Positive Marks: 1</w:t>
+        <w:t xml:space="preserve">(b) 5 mL</w:t>
       </w:r>
     </w:p>
     <w:p>
-      <w:pPr>
-        <w:spacing w:after="160" w:before="0"/>
-      </w:pPr>
       <w:r>
-        <w:rPr>
-          <w:b w:val="0"/>
-          <w:i w:val="0"/>
-          <w:sz w:val="20"/>
-        </w:rPr>
-        <w:t>Negative Marks: 0.25</w:t>
+        <w:t xml:space="preserve">(c) 1.25 mL</w:t>
       </w:r>
     </w:p>
     <w:p>
-      <w:pPr>
-        <w:spacing w:after="40" w:before="120"/>
-      </w:pPr>
       <w:r>
-        <w:rPr>
-          <w:b w:val="0"/>
-          <w:i w:val="0"/>
-          <w:sz w:val="22"/>
-        </w:rPr>
-        <w:t>Question: Which of the following is a recognized right of every patient?</w:t>
+        <w:t xml:space="preserve">(d) 10 mL</w:t>
       </w:r>
     </w:p>
     <w:p>
-      <w:pPr>
-        <w:spacing w:after="0" w:before="0"/>
-      </w:pPr>
       <w:r>
-        <w:rPr>
-          <w:b w:val="0"/>
-          <w:i w:val="0"/>
-          <w:sz w:val="22"/>
-        </w:rPr>
-        <w:t>(a) The right to privacy, informed consent, and refusal of treatment</w:t>
+        <w:t xml:space="preserve">Answer: a</w:t>
       </w:r>
     </w:p>
     <w:p>
-      <w:pPr>
-        <w:spacing w:after="0" w:before="0"/>
-      </w:pPr>
       <w:r>
-        <w:rPr>
-          <w:b w:val="0"/>
-          <w:i w:val="0"/>
-          <w:sz w:val="22"/>
-        </w:rPr>
-        <w:t>(b) The right to demand any treatment regardless of medical judgment</w:t>
+        <w:t xml:space="preserve">Solution: 125 ÷ 250 = 0.5; 0.5 × 5 mL = 2.5 mL.</w:t>
       </w:r>
     </w:p>
     <w:p>
-      <w:pPr>
-        <w:spacing w:after="0" w:before="0"/>
-      </w:pPr>
       <w:r>
-        <w:rPr>
-          <w:b w:val="0"/>
-          <w:i w:val="0"/>
-          <w:sz w:val="22"/>
-        </w:rPr>
-        <w:t>(c) The right to receive another patient's records</w:t>
+        <w:t xml:space="preserve">Positive Marks: 1</w:t>
       </w:r>
     </w:p>
     <w:p>
-      <w:pPr>
-        <w:spacing w:after="0" w:before="0"/>
-      </w:pPr>
       <w:r>
-        <w:rPr>
-          <w:b w:val="0"/>
-          <w:i w:val="0"/>
-          <w:sz w:val="22"/>
-        </w:rPr>
-        <w:t>(d) The right to restrict the nurse's documentation</w:t>
+        <w:t xml:space="preserve">Negative Marks: 0.25</w:t>
       </w:r>
     </w:p>
     <w:p>
-      <w:pPr>
-        <w:spacing w:after="0" w:before="40"/>
-      </w:pPr>
       <w:r>
-        <w:rPr>
-          <w:b/>
-          <w:i w:val="0"/>
-          <w:sz w:val="22"/>
-        </w:rPr>
-        <w:t>Answer: a</w:t>
+        <w:t xml:space="preserve"/>
       </w:r>
     </w:p>
     <w:p>
-      <w:pPr>
-        <w:spacing w:after="0" w:before="0"/>
-      </w:pPr>
       <w:r>
-        <w:rPr>
-          <w:b w:val="0"/>
-          <w:i w:val="0"/>
-          <w:sz w:val="21"/>
-        </w:rPr>
-        <w:t>Solution: Patient rights include privacy, confidentiality, informed consent, and refusal of treatment. Patients may not demand medically inappropriate treatment, access others' records, or block documentation.</w:t>
+        <w:t xml:space="preserve">Question: An IV of 1000 mL is to infuse over 12 hours with a drop factor of 20 gtt/mL. The flow rate is:</w:t>
       </w:r>
     </w:p>
     <w:p>
-      <w:pPr>
-        <w:spacing w:after="0" w:before="0"/>
-      </w:pPr>
       <w:r>
-        <w:rPr>
-          <w:b w:val="0"/>
-          <w:i w:val="0"/>
-          <w:sz w:val="20"/>
-        </w:rPr>
-        <w:t>Positive Marks: 1</w:t>
+        <w:t xml:space="preserve">(a) 28 gtt/min</w:t>
       </w:r>
     </w:p>
     <w:p>
-      <w:pPr>
-        <w:spacing w:after="160" w:before="0"/>
-      </w:pPr>
       <w:r>
-        <w:rPr>
-          <w:b w:val="0"/>
-          <w:i w:val="0"/>
-          <w:sz w:val="20"/>
-        </w:rPr>
-        <w:t>Negative Marks: 0.25</w:t>
+        <w:t xml:space="preserve">(b) 20 gtt/min</w:t>
       </w:r>
     </w:p>
     <w:p>
-      <w:pPr>
-        <w:spacing w:after="40" w:before="120"/>
-      </w:pPr>
       <w:r>
-        <w:rPr>
-          <w:b w:val="0"/>
-          <w:i w:val="0"/>
-          <w:sz w:val="22"/>
-        </w:rPr>
-        <w:t>Question: Which is a major benefit of dietary fiber in the diet?</w:t>
+        <w:t xml:space="preserve">(c) 33 gtt/min</w:t>
       </w:r>
     </w:p>
     <w:p>
-      <w:pPr>
-        <w:spacing w:after="0" w:before="0"/>
-      </w:pPr>
       <w:r>
-        <w:rPr>
-          <w:b w:val="0"/>
-          <w:i w:val="0"/>
-          <w:sz w:val="22"/>
-        </w:rPr>
-        <w:t>(a) It prevents constipation and may help control blood glucose and cholesterol</w:t>
+        <w:t xml:space="preserve">(d) 17 gtt/min</w:t>
       </w:r>
     </w:p>
     <w:p>
-      <w:pPr>
-        <w:spacing w:after="0" w:before="0"/>
-      </w:pPr>
       <w:r>
-        <w:rPr>
-          <w:b w:val="0"/>
-          <w:i w:val="0"/>
-          <w:sz w:val="22"/>
-        </w:rPr>
-        <w:t>(b) It provides most of the body's calories</w:t>
+        <w:t xml:space="preserve">Answer: a</w:t>
       </w:r>
     </w:p>
     <w:p>
-      <w:pPr>
-        <w:spacing w:after="0" w:before="0"/>
-      </w:pPr>
       <w:r>
-        <w:rPr>
-          <w:b w:val="0"/>
-          <w:i w:val="0"/>
-          <w:sz w:val="22"/>
-        </w:rPr>
-        <w:t>(c) It is the main source of vitamin B12</w:t>
+        <w:t xml:space="preserve">Solution: 1000 mL ÷ 720 min = 1.39 mL/min × 20 gtt/mL = 27.8 ≈ 28 gtt/min.</w:t>
       </w:r>
     </w:p>
     <w:p>
-      <w:pPr>
-        <w:spacing w:after="0" w:before="0"/>
-      </w:pPr>
       <w:r>
-        <w:rPr>
-          <w:b w:val="0"/>
-          <w:i w:val="0"/>
-          <w:sz w:val="22"/>
-        </w:rPr>
-        <w:t>(d) It increases fat absorption</w:t>
+        <w:t xml:space="preserve">Positive Marks: 1</w:t>
       </w:r>
     </w:p>
     <w:p>
-      <w:pPr>
-        <w:spacing w:after="0" w:before="40"/>
-      </w:pPr>
       <w:r>
-        <w:rPr>
-          <w:b/>
-          <w:i w:val="0"/>
-          <w:sz w:val="22"/>
-        </w:rPr>
-        <w:t>Answer: a</w:t>
+        <w:t xml:space="preserve">Negative Marks: 0.25</w:t>
       </w:r>
     </w:p>
     <w:p>
-      <w:pPr>
-        <w:spacing w:after="0" w:before="0"/>
-      </w:pPr>
       <w:r>
-        <w:rPr>
-          <w:b w:val="0"/>
-          <w:i w:val="0"/>
-          <w:sz w:val="21"/>
-        </w:rPr>
-        <w:t>Solution: Dietary fiber adds bulk, prevents constipation, slows glucose absorption, and helps lower cholesterol. It provides few calories and is not a vitamin source; it reduces rather than increases fat absorption.</w:t>
+        <w:t xml:space="preserve"/>
       </w:r>
     </w:p>
     <w:p>
-      <w:pPr>
-        <w:spacing w:after="0" w:before="0"/>
-      </w:pPr>
       <w:r>
-        <w:rPr>
-          <w:b w:val="0"/>
-          <w:i w:val="0"/>
-          <w:sz w:val="20"/>
-        </w:rPr>
-        <w:t>Positive Marks: 1</w:t>
+        <w:t xml:space="preserve">Question: A client with a diagnosis of hypertension is prescribed a DASH diet. Which dinner selection is most appropriate?</w:t>
       </w:r>
     </w:p>
     <w:p>
-      <w:pPr>
-        <w:spacing w:after="160" w:before="0"/>
-      </w:pPr>
       <w:r>
-        <w:rPr>
-          <w:b w:val="0"/>
-          <w:i w:val="0"/>
-          <w:sz w:val="20"/>
-        </w:rPr>
-        <w:t>Negative Marks: 0.25</w:t>
+        <w:t xml:space="preserve">(a) Grilled chicken with quinoa and steamed greens</w:t>
       </w:r>
     </w:p>
     <w:p>
-      <w:pPr>
-        <w:spacing w:after="40" w:before="120"/>
-      </w:pPr>
       <w:r>
-        <w:rPr>
-          <w:b w:val="0"/>
-          <w:i w:val="0"/>
-          <w:sz w:val="22"/>
-        </w:rPr>
-        <w:t>Question: Tuberculosis in humans is caused by which organism?</w:t>
+        <w:t xml:space="preserve">(b) Fried fish with French fries</w:t>
       </w:r>
     </w:p>
     <w:p>
-      <w:pPr>
-        <w:spacing w:after="0" w:before="0"/>
-      </w:pPr>
       <w:r>
-        <w:rPr>
-          <w:b w:val="0"/>
-          <w:i w:val="0"/>
-          <w:sz w:val="22"/>
-        </w:rPr>
-        <w:t>(a) Mycobacterium tuberculosis</w:t>
+        <w:t xml:space="preserve">(c) Canned soup with white bread</w:t>
       </w:r>
     </w:p>
     <w:p>
-      <w:pPr>
-        <w:spacing w:after="0" w:before="0"/>
-      </w:pPr>
       <w:r>
-        <w:rPr>
-          <w:b w:val="0"/>
-          <w:i w:val="0"/>
-          <w:sz w:val="22"/>
-        </w:rPr>
-        <w:t>(b) Streptococcus pneumoniae</w:t>
+        <w:t xml:space="preserve">(d) Salami sandwich with pickles</w:t>
       </w:r>
     </w:p>
     <w:p>
-      <w:pPr>
-        <w:spacing w:after="0" w:before="0"/>
-      </w:pPr>
       <w:r>
-        <w:rPr>
-          <w:b w:val="0"/>
-          <w:i w:val="0"/>
-          <w:sz w:val="22"/>
-        </w:rPr>
-        <w:t>(c) Haemophilus influenzae</w:t>
+        <w:t xml:space="preserve">Answer: a</w:t>
       </w:r>
     </w:p>
     <w:p>
-      <w:pPr>
-        <w:spacing w:after="0" w:before="0"/>
-      </w:pPr>
       <w:r>
-        <w:rPr>
-          <w:b w:val="0"/>
-          <w:i w:val="0"/>
-          <w:sz w:val="22"/>
-        </w:rPr>
-        <w:t>(d) Legionella pneumophila</w:t>
+        <w:t xml:space="preserve">Solution: Grilled chicken, quinoa, and steamed greens fit the DASH diet (low sodium, high fiber). Fried, canned, and processed foods are high in sodium and fat.</w:t>
       </w:r>
     </w:p>
     <w:p>
-      <w:pPr>
-        <w:spacing w:after="0" w:before="40"/>
-      </w:pPr>
       <w:r>
-        <w:rPr>
-          <w:b/>
-          <w:i w:val="0"/>
-          <w:sz w:val="22"/>
-        </w:rPr>
-        <w:t>Answer: a</w:t>
+        <w:t xml:space="preserve">Positive Marks: 1</w:t>
       </w:r>
     </w:p>
     <w:p>
-      <w:pPr>
-        <w:spacing w:after="0" w:before="0"/>
-      </w:pPr>
       <w:r>
-        <w:rPr>
-          <w:b w:val="0"/>
-          <w:i w:val="0"/>
-          <w:sz w:val="21"/>
-        </w:rPr>
-        <w:t>Solution: TB is caused by Mycobacterium tuberculosis, an acid-fast bacillus transmitted by droplet nuclei. S. pneumoniae, H. influenzae, and Legionella cause other pneumonias.</w:t>
+        <w:t xml:space="preserve">Negative Marks: 0.25</w:t>
       </w:r>
     </w:p>
     <w:p>
-      <w:pPr>
-        <w:spacing w:after="0" w:before="0"/>
-      </w:pPr>
       <w:r>
-        <w:rPr>
-          <w:b w:val="0"/>
-          <w:i w:val="0"/>
-          <w:sz w:val="20"/>
-        </w:rPr>
-        <w:t>Positive Marks: 1</w:t>
+        <w:t xml:space="preserve"/>
       </w:r>
     </w:p>
     <w:p>
-      <w:pPr>
-        <w:spacing w:after="160" w:before="0"/>
-      </w:pPr>
       <w:r>
-        <w:rPr>
-          <w:b w:val="0"/>
-          <w:i w:val="0"/>
-          <w:sz w:val="20"/>
-        </w:rPr>
-        <w:t>Negative Marks: 0.25</w:t>
+        <w:t xml:space="preserve">Question: A researcher is comparing the outcomes of two groups where one group received an intervention and the other did not, but participants were not randomly assigned. This design is:</w:t>
+      </w:r>
+    </w:p>
+    <w:p>
+      <w:r>
+        <w:t xml:space="preserve">(a) A quasi-experimental study</w:t>
+      </w:r>
+    </w:p>
+    <w:p>
+      <w:r>
+        <w:t xml:space="preserve">(b) A randomized controlled trial</w:t>
+      </w:r>
+    </w:p>
+    <w:p>
+      <w:r>
+        <w:t xml:space="preserve">(c) A case study</w:t>
+      </w:r>
+    </w:p>
+    <w:p>
+      <w:r>
+        <w:t xml:space="preserve">(d) A meta-analysis</w:t>
+      </w:r>
+    </w:p>
+    <w:p>
+      <w:r>
+        <w:t xml:space="preserve">Answer: a</w:t>
+      </w:r>
+    </w:p>
+    <w:p>
+      <w:r>
+        <w:t xml:space="preserve">Solution: Quasi-experimental studies compare intervention and control groups without random assignment. RCTs require randomization.</w:t>
+      </w:r>
+    </w:p>
+    <w:p>
+      <w:r>
+        <w:t xml:space="preserve">Positive Marks: 1</w:t>
+      </w:r>
+    </w:p>
+    <w:p>
+      <w:r>
+        <w:t xml:space="preserve">Negative Marks: 0.25</w:t>
+      </w:r>
+    </w:p>
+    <w:p>
+      <w:r>
+        <w:t xml:space="preserve"/>
+      </w:r>
+    </w:p>
+    <w:p>
+      <w:r>
+        <w:t xml:space="preserve">Question: A charge nurse is delegating tasks during a busy shift. Which task requires an RN and cannot be delegated to a nursing assistant?</w:t>
+      </w:r>
+    </w:p>
+    <w:p>
+      <w:r>
+        <w:t xml:space="preserve">(a) Assessing a client's response to a new pain medication</w:t>
+      </w:r>
+    </w:p>
+    <w:p>
+      <w:r>
+        <w:t xml:space="preserve">(b) Taking routine vital signs</w:t>
+      </w:r>
+    </w:p>
+    <w:p>
+      <w:r>
+        <w:t xml:space="preserve">(c) Making an empty bed</w:t>
+      </w:r>
+    </w:p>
+    <w:p>
+      <w:r>
+        <w:t xml:space="preserve">(d) Helping a client to the bathroom</w:t>
+      </w:r>
+    </w:p>
+    <w:p>
+      <w:r>
+        <w:t xml:space="preserve">Answer: a</w:t>
+      </w:r>
+    </w:p>
+    <w:p>
+      <w:r>
+        <w:t xml:space="preserve">Solution: Evaluating the client's response to medication is a nursing assessment that requires an RN. Vital signs, bed-making, and assisting to the bathroom are delegateable.</w:t>
+      </w:r>
+    </w:p>
+    <w:p>
+      <w:r>
+        <w:t xml:space="preserve">Positive Marks: 1</w:t>
+      </w:r>
+    </w:p>
+    <w:p>
+      <w:r>
+        <w:t xml:space="preserve">Negative Marks: 0.25</w:t>
       </w:r>
     </w:p>
     <w:sectPr>
       <w:pgSz w:w="12240" w:h="15840"/>
-      <w:pgMar w:top="864" w:right="1008" w:bottom="864" w:left="1008" w:header="720" w:footer="720" w:gutter="0"/>
+      <w:pgMar w:top="1440" w:right="1800" w:bottom="1440" w:left="1800" w:header="720" w:footer="720" w:gutter="0"/>
       <w:cols w:space="720"/>
       <w:docGrid w:linePitch="360"/>
     </w:sectPr>
@@ -2715,10 +1365,6 @@
     <w:name w:val="Normal"/>
     <w:qFormat/>
     <w:rsid w:val="00FC693F"/>
-    <w:rPr>
-      <w:rFonts w:ascii="Calibri" w:hAnsi="Calibri"/>
-      <w:sz w:val="22"/>
-    </w:rPr>
   </w:style>
   <w:style w:type="paragraph" w:styleId="Header">
     <w:name w:val="header"/>
